--- a/public/templates/admin/word/memo.docx
+++ b/public/templates/admin/word/memo.docx
@@ -2,6 +2,11 @@
 <file path=word/document.xml><?xml version="1.0" encoding="utf-8"?>
 <w:document xmlns:wpc="http://schemas.microsoft.com/office/word/2010/wordprocessingCanvas" xmlns:cx="http://schemas.microsoft.com/office/drawing/2014/chartex" xmlns:cx1="http://schemas.microsoft.com/office/drawing/2015/9/8/chartex" xmlns:cx2="http://schemas.microsoft.com/office/drawing/2015/10/21/chartex" xmlns:cx3="http://schemas.microsoft.com/office/drawing/2016/5/9/chartex" xmlns:cx4="http://schemas.microsoft.com/office/drawing/2016/5/10/chartex" xmlns:cx5="http://schemas.microsoft.com/office/drawing/2016/5/11/chartex" xmlns:cx6="http://schemas.microsoft.com/office/drawing/2016/5/12/chartex" xmlns:cx7="http://schemas.microsoft.com/office/drawing/2016/5/13/chartex" xmlns:cx8="http://schemas.microsoft.com/office/drawing/2016/5/14/chartex" xmlns:mc="http://schemas.openxmlformats.org/markup-compatibility/2006" xmlns:aink="http://schemas.microsoft.com/office/drawing/2016/ink" xmlns:am3d="http://schemas.microsoft.com/office/drawing/2017/model3d" xmlns:o="urn:schemas-microsoft-com:office:office" xmlns:oel="http://schemas.microsoft.com/office/2019/extlst" xmlns:r="http://schemas.openxmlformats.org/officeDocument/2006/relationships" xmlns:m="http://schemas.openxmlformats.org/officeDocument/2006/math" xmlns:v="urn:schemas-microsoft-com:vml" xmlns:wp14="http://schemas.microsoft.com/office/word/2010/wordprocessingDrawing" xmlns:wp="http://schemas.openxmlformats.org/drawingml/2006/wordprocessingDrawing" xmlns:w10="urn:schemas-microsoft-com:office:word" xmlns:w="http://schemas.openxmlformats.org/wordprocessingml/2006/main" xmlns:w14="http://schemas.microsoft.com/office/word/2010/wordml" xmlns:w15="http://schemas.microsoft.com/office/word/2012/wordml" xmlns:w16cex="http://schemas.microsoft.com/office/word/2018/wordml/cex" xmlns:w16cid="http://schemas.microsoft.com/office/word/2016/wordml/cid" xmlns:w16="http://schemas.microsoft.com/office/word/2018/wordml" xmlns:w16du="http://schemas.microsoft.com/office/word/2023/wordml/word16du" xmlns:w16sdtdh="http://schemas.microsoft.com/office/word/2020/wordml/sdtdatahash" xmlns:w16sdtfl="http://schemas.microsoft.com/office/word/2024/wordml/sdtformatlock" xmlns:w16se="http://schemas.microsoft.com/office/word/2015/wordml/symex" xmlns:wpg="http://schemas.microsoft.com/office/word/2010/wordprocessingGroup" xmlns:wpi="http://schemas.microsoft.com/office/word/2010/wordprocessingInk" xmlns:wne="http://schemas.microsoft.com/office/word/2006/wordml" xmlns:wps="http://schemas.microsoft.com/office/word/2010/wordprocessingShape" mc:Ignorable="w14 w15 w16se w16cid w16 w16cex w16sdtdh w16sdtfl w16du wp14">
   <w:body>
+    <w:p>
+      <w:r>
+        <w:t xml:space="preserve">{{#letters}}</w:t>
+      </w:r>
+    </w:p>
     <w:p>
       <w:pPr>
         <w:tabs>
@@ -35,63 +40,64 @@
       </w:r>
     </w:p>
     <w:p>
-      <w:pPr>
-        <w:spacing w:after="0" w:line="240" w:lineRule="auto"/>
-      </w:pPr>
       <w:r>
-        <w:rPr>
-          <w:rFonts w:ascii="TH SarabunIT๙" w:hAnsi="TH SarabunIT๙" w:cs="TH SarabunIT๙"/>
-          <w:sz w:val="32"/>
-          <w:szCs w:val="32"/>
-        </w:rPr>
         <w:t xml:space="preserve">{{@extra}}</w:t>
       </w:r>
     </w:p>
     <w:p>
-      <w:pPr>
-        <w:spacing w:after="0" w:line="240" w:lineRule="auto"/>
-      </w:pPr>
       <w:r>
-        <w:rPr>
-          <w:rFonts w:ascii="TH SarabunIT๙" w:hAnsi="TH SarabunIT๙" w:cs="TH SarabunIT๙"/>
-          <w:sz w:val="32"/>
-          <w:szCs w:val="32"/>
-        </w:rPr>
         <w:t xml:space="preserve">{{@body}}</w:t>
       </w:r>
     </w:p>
     <w:p>
-      <w:pPr>
-        <w:spacing w:after="0" w:line="240" w:lineRule="auto"/>
-      </w:pPr>
       <w:r>
-        <w:rPr>
-          <w:rFonts w:ascii="TH SarabunIT๙" w:hAnsi="TH SarabunIT๙" w:cs="TH SarabunIT๙"/>
-          <w:sz w:val="32"/>
-          <w:szCs w:val="32"/>
-        </w:rPr>
         <w:t xml:space="preserve">{{@signature}}</w:t>
       </w:r>
     </w:p>
     <w:p>
-      <w:pPr>
-        <w:spacing w:after="0" w:line="240" w:lineRule="auto"/>
-      </w:pPr>
       <w:r>
-        <w:rPr>
-          <w:rFonts w:ascii="TH SarabunIT๙" w:hAnsi="TH SarabunIT๙" w:cs="TH SarabunIT๙"/>
-          <w:sz w:val="32"/>
-          <w:szCs w:val="32"/>
-        </w:rPr>
         <w:t xml:space="preserve">{{@coordinator}}</w:t>
       </w:r>
     </w:p>
+    <w:p>
+      <w:r>
+        <w:t xml:space="preserve">{{#notLast}}</w:t>
+      </w:r>
+    </w:p>
+    <w:p>
+      <w:pPr>
+        <w:sectPr>
+          <w:headerReference w:type="default" r:id="rIdHdrBlank"/>
+          <w:headerReference w:type="first" r:id="rId7"/>
+          <w:footerReference w:type="default" r:id="rId8"/>
+          <w:footerReference w:type="first" r:id="rIdFtrFirst"/>
+          <w:pgSz w:w="11906" w:h="16838"/>
+          <w:pgMar w:top="1418" w:right="1134" w:bottom="1276" w:left="1701" w:header="850" w:footer="850" w:gutter="0"/>
+          <w:cols w:space="720"/>
+          <w:titlePg/>
+          <w:docGrid w:linePitch="360"/>
+        </w:sectPr>
+      </w:pPr>
+    </w:p>
+    <w:p>
+      <w:r>
+        <w:t xml:space="preserve">{{/notLast}}</w:t>
+      </w:r>
+    </w:p>
+    <w:p>
+      <w:r>
+        <w:t xml:space="preserve">{{/letters}}</w:t>
+      </w:r>
+    </w:p>
     <w:sectPr>
-      <w:headerReference w:type="default" r:id="rId7"/>
+      <w:headerReference w:type="default" r:id="rIdHdrBlank"/>
+      <w:headerReference w:type="first" r:id="rId7"/>
       <w:footerReference w:type="default" r:id="rId8"/>
+      <w:footerReference w:type="first" r:id="rIdFtrFirst"/>
       <w:pgSz w:w="11906" w:h="16838"/>
       <w:pgMar w:top="1418" w:right="1134" w:bottom="1276" w:left="1701" w:header="850" w:footer="850" w:gutter="0"/>
       <w:cols w:space="720"/>
+      <w:titlePg/>
       <w:docGrid w:linePitch="360"/>
     </w:sectPr>
   </w:body>
@@ -124,6 +130,45 @@
 </file>
 
 <file path=word/footer1.xml><?xml version="1.0" encoding="utf-8"?>
+<w:ftr xmlns:wpc="http://schemas.microsoft.com/office/word/2010/wordprocessingCanvas" xmlns:cx="http://schemas.microsoft.com/office/drawing/2014/chartex" xmlns:cx1="http://schemas.microsoft.com/office/drawing/2015/9/8/chartex" xmlns:cx2="http://schemas.microsoft.com/office/drawing/2015/10/21/chartex" xmlns:cx3="http://schemas.microsoft.com/office/drawing/2016/5/9/chartex" xmlns:cx4="http://schemas.microsoft.com/office/drawing/2016/5/10/chartex" xmlns:cx5="http://schemas.microsoft.com/office/drawing/2016/5/11/chartex" xmlns:cx6="http://schemas.microsoft.com/office/drawing/2016/5/12/chartex" xmlns:cx7="http://schemas.microsoft.com/office/drawing/2016/5/13/chartex" xmlns:cx8="http://schemas.microsoft.com/office/drawing/2016/5/14/chartex" xmlns:mc="http://schemas.openxmlformats.org/markup-compatibility/2006" xmlns:aink="http://schemas.microsoft.com/office/drawing/2016/ink" xmlns:am3d="http://schemas.microsoft.com/office/drawing/2017/model3d" xmlns:o="urn:schemas-microsoft-com:office:office" xmlns:oel="http://schemas.microsoft.com/office/2019/extlst" xmlns:r="http://schemas.openxmlformats.org/officeDocument/2006/relationships" xmlns:m="http://schemas.openxmlformats.org/officeDocument/2006/math" xmlns:v="urn:schemas-microsoft-com:vml" xmlns:wp14="http://schemas.microsoft.com/office/word/2010/wordprocessingDrawing" xmlns:wp="http://schemas.openxmlformats.org/drawingml/2006/wordprocessingDrawing" xmlns:w10="urn:schemas-microsoft-com:office:word" xmlns:w="http://schemas.openxmlformats.org/wordprocessingml/2006/main" xmlns:w14="http://schemas.microsoft.com/office/word/2010/wordml" xmlns:w15="http://schemas.microsoft.com/office/word/2012/wordml" xmlns:w16cex="http://schemas.microsoft.com/office/word/2018/wordml/cex" xmlns:w16cid="http://schemas.microsoft.com/office/word/2016/wordml/cid" xmlns:w16="http://schemas.microsoft.com/office/word/2018/wordml" xmlns:w16du="http://schemas.microsoft.com/office/word/2023/wordml/word16du" xmlns:w16sdtdh="http://schemas.microsoft.com/office/word/2020/wordml/sdtdatahash" xmlns:w16sdtfl="http://schemas.microsoft.com/office/word/2024/wordml/sdtformatlock" xmlns:w16se="http://schemas.microsoft.com/office/word/2015/wordml/symex" xmlns:wpg="http://schemas.microsoft.com/office/word/2010/wordprocessingGroup" xmlns:wpi="http://schemas.microsoft.com/office/word/2010/wordprocessingInk" xmlns:wne="http://schemas.microsoft.com/office/word/2006/wordml" xmlns:wps="http://schemas.microsoft.com/office/word/2010/wordprocessingShape" mc:Ignorable="w14 w15 w16se w16cid w16 w16cex w16sdtdh w16sdtfl w16du wp14">
+  <w:p>
+    <w:pPr>
+      <w:pStyle w:val="a8"/>
+    </w:pPr>
+    <w:r>
+      <w:t>CPRU-66-001</w:t>
+    </w:r>
+    <w:r>
+      <w:ptab w:relativeTo="margin" w:alignment="center" w:leader="none"/>
+    </w:r>
+    <w:r>
+      <w:ptab w:relativeTo="margin" w:alignment="right" w:leader="none"/>
+    </w:r>
+    <w:r>
+      <w:fldChar w:fldCharType="begin"/>
+    </w:r>
+    <w:r>
+      <w:instrText xml:space="preserve"> PAGE   \* MERGEFORMAT </w:instrText>
+    </w:r>
+    <w:r>
+      <w:fldChar w:fldCharType="separate"/>
+    </w:r>
+    <w:r>
+      <w:t>1</w:t>
+    </w:r>
+    <w:r>
+      <w:fldChar w:fldCharType="end"/>
+    </w:r>
+  </w:p>
+  <w:p>
+    <w:pPr>
+      <w:pStyle w:val="a8"/>
+    </w:pPr>
+  </w:p>
+</w:ftr>
+</file>
+
+<file path=word/footerFirst.xml><?xml version="1.0" encoding="utf-8"?>
 <w:ftr xmlns:wpc="http://schemas.microsoft.com/office/word/2010/wordprocessingCanvas" xmlns:cx="http://schemas.microsoft.com/office/drawing/2014/chartex" xmlns:cx1="http://schemas.microsoft.com/office/drawing/2015/9/8/chartex" xmlns:cx2="http://schemas.microsoft.com/office/drawing/2015/10/21/chartex" xmlns:cx3="http://schemas.microsoft.com/office/drawing/2016/5/9/chartex" xmlns:cx4="http://schemas.microsoft.com/office/drawing/2016/5/10/chartex" xmlns:cx5="http://schemas.microsoft.com/office/drawing/2016/5/11/chartex" xmlns:cx6="http://schemas.microsoft.com/office/drawing/2016/5/12/chartex" xmlns:cx7="http://schemas.microsoft.com/office/drawing/2016/5/13/chartex" xmlns:cx8="http://schemas.microsoft.com/office/drawing/2016/5/14/chartex" xmlns:mc="http://schemas.openxmlformats.org/markup-compatibility/2006" xmlns:aink="http://schemas.microsoft.com/office/drawing/2016/ink" xmlns:am3d="http://schemas.microsoft.com/office/drawing/2017/model3d" xmlns:o="urn:schemas-microsoft-com:office:office" xmlns:oel="http://schemas.microsoft.com/office/2019/extlst" xmlns:r="http://schemas.openxmlformats.org/officeDocument/2006/relationships" xmlns:m="http://schemas.openxmlformats.org/officeDocument/2006/math" xmlns:v="urn:schemas-microsoft-com:vml" xmlns:wp14="http://schemas.microsoft.com/office/word/2010/wordprocessingDrawing" xmlns:wp="http://schemas.openxmlformats.org/drawingml/2006/wordprocessingDrawing" xmlns:w10="urn:schemas-microsoft-com:office:word" xmlns:w="http://schemas.openxmlformats.org/wordprocessingml/2006/main" xmlns:w14="http://schemas.microsoft.com/office/word/2010/wordml" xmlns:w15="http://schemas.microsoft.com/office/word/2012/wordml" xmlns:w16cex="http://schemas.microsoft.com/office/word/2018/wordml/cex" xmlns:w16cid="http://schemas.microsoft.com/office/word/2016/wordml/cid" xmlns:w16="http://schemas.microsoft.com/office/word/2018/wordml" xmlns:w16du="http://schemas.microsoft.com/office/word/2023/wordml/word16du" xmlns:w16sdtdh="http://schemas.microsoft.com/office/word/2020/wordml/sdtdatahash" xmlns:w16sdtfl="http://schemas.microsoft.com/office/word/2024/wordml/sdtformatlock" xmlns:w16se="http://schemas.microsoft.com/office/word/2015/wordml/symex" xmlns:wpg="http://schemas.microsoft.com/office/word/2010/wordprocessingGroup" xmlns:wpi="http://schemas.microsoft.com/office/word/2010/wordprocessingInk" xmlns:wne="http://schemas.microsoft.com/office/word/2006/wordml" xmlns:wps="http://schemas.microsoft.com/office/word/2010/wordprocessingShape" mc:Ignorable="w14 w15 w16se w16cid w16 w16cex w16sdtdh w16sdtfl w16du wp14">
   <w:p>
     <w:pPr>
@@ -483,6 +528,12 @@
       <w:tab/>
     </w:r>
   </w:p>
+</w:hdr>
+</file>
+
+<file path=word/headerBlank.xml><?xml version="1.0" encoding="utf-8"?>
+<w:hdr xmlns:wpc="http://schemas.microsoft.com/office/word/2010/wordprocessingCanvas" xmlns:cx="http://schemas.microsoft.com/office/drawing/2014/chartex" xmlns:cx1="http://schemas.microsoft.com/office/drawing/2015/9/8/chartex" xmlns:cx2="http://schemas.microsoft.com/office/drawing/2015/10/21/chartex" xmlns:cx3="http://schemas.microsoft.com/office/drawing/2016/5/9/chartex" xmlns:cx4="http://schemas.microsoft.com/office/drawing/2016/5/10/chartex" xmlns:cx5="http://schemas.microsoft.com/office/drawing/2016/5/11/chartex" xmlns:cx6="http://schemas.microsoft.com/office/drawing/2016/5/12/chartex" xmlns:cx7="http://schemas.microsoft.com/office/drawing/2016/5/13/chartex" xmlns:cx8="http://schemas.microsoft.com/office/drawing/2016/5/14/chartex" xmlns:mc="http://schemas.openxmlformats.org/markup-compatibility/2006" xmlns:aink="http://schemas.microsoft.com/office/drawing/2016/ink" xmlns:am3d="http://schemas.microsoft.com/office/drawing/2017/model3d" xmlns:o="urn:schemas-microsoft-com:office:office" xmlns:oel="http://schemas.microsoft.com/office/2019/extlst" xmlns:r="http://schemas.openxmlformats.org/officeDocument/2006/relationships" xmlns:m="http://schemas.openxmlformats.org/officeDocument/2006/math" xmlns:v="urn:schemas-microsoft-com:vml" xmlns:wp14="http://schemas.microsoft.com/office/word/2010/wordprocessingDrawing" xmlns:wp="http://schemas.openxmlformats.org/drawingml/2006/wordprocessingDrawing" xmlns:w10="urn:schemas-microsoft-com:office:word" xmlns:w="http://schemas.openxmlformats.org/wordprocessingml/2006/main" xmlns:w14="http://schemas.microsoft.com/office/word/2010/wordml" xmlns:w15="http://schemas.microsoft.com/office/word/2012/wordml" xmlns:w16cex="http://schemas.microsoft.com/office/word/2018/wordml/cex" xmlns:w16cid="http://schemas.microsoft.com/office/word/2016/wordml/cid" xmlns:w16="http://schemas.microsoft.com/office/word/2018/wordml" xmlns:w16du="http://schemas.microsoft.com/office/word/2023/wordml/word16du" xmlns:w16sdtdh="http://schemas.microsoft.com/office/word/2020/wordml/sdtdatahash" xmlns:w16sdtfl="http://schemas.microsoft.com/office/word/2024/wordml/sdtformatlock" xmlns:w16se="http://schemas.microsoft.com/office/word/2015/wordml/symex" xmlns:wpg="http://schemas.microsoft.com/office/word/2010/wordprocessingGroup" xmlns:wpi="http://schemas.microsoft.com/office/word/2010/wordprocessingInk" xmlns:wne="http://schemas.microsoft.com/office/word/2006/wordml" xmlns:wps="http://schemas.microsoft.com/office/word/2010/wordprocessingShape" mc:Ignorable="w14 w15 w16se w16cid w16 w16cex w16sdtdh w16sdtfl w16du wp14">
+  <w:p/>
 </w:hdr>
 </file>
 

--- a/public/templates/admin/word/memo.docx
+++ b/public/templates/admin/word/memo.docx
@@ -352,10 +352,19 @@
     </w:r>
     <w:r>
       <w:rPr>
-        <w:sz w:val="22"/>
-        <w:szCs w:val="22"/>
-      </w:rPr>
-      <w:t xml:space="preserve">  </w:t>
+        <w:rFonts w:ascii="TH SarabunIT๙" w:hAnsi="TH SarabunIT๙" w:cs="TH SarabunIT๙"/>
+        <w:u w:val="dotted"/>
+        <w:cs/>
+      </w:rPr>
+      <w:t xml:space="preserve"> </w:t>
+    </w:r>
+    <w:r>
+      <w:rPr>
+        <w:rFonts w:ascii="TH SarabunIT๙" w:hAnsi="TH SarabunIT๙" w:cs="TH SarabunIT๙" w:hint="cs"/>
+        <w:u w:val="dotted"/>
+        <w:cs/>
+      </w:rPr>
+      <w:t xml:space="preserve"> </w:t>
     </w:r>
     <w:r>
       <w:rPr>
@@ -370,8 +379,6 @@
     <w:r>
       <w:rPr>
         <w:rFonts w:ascii="TH SarabunIT๙" w:hAnsi="TH SarabunIT๙" w:cs="TH SarabunIT๙" w:hint="cs"/>
-        <w:sz w:val="32"/>
-        <w:szCs w:val="32"/>
         <w:u w:val="dotted"/>
         <w:cs/>
       </w:rPr>
@@ -403,10 +410,21 @@
     </w:r>
     <w:r>
       <w:rPr>
-        <w:sz w:val="22"/>
-        <w:szCs w:val="22"/>
-      </w:rPr>
-      <w:t xml:space="preserve">  </w:t>
+        <w:rFonts w:ascii="TH SarabunIT๙" w:hAnsi="TH SarabunIT๙" w:cs="TH SarabunIT๙"/>
+        <w:b/>
+        <w:bCs/>
+        <w:cs/>
+      </w:rPr>
+      <w:t xml:space="preserve"> </w:t>
+    </w:r>
+    <w:r>
+      <w:rPr>
+        <w:rFonts w:ascii="TH SarabunIT๙" w:hAnsi="TH SarabunIT๙" w:cs="TH SarabunIT๙" w:hint="cs"/>
+        <w:b/>
+        <w:bCs/>
+        <w:cs/>
+      </w:rPr>
+      <w:t xml:space="preserve"> </w:t>
     </w:r>
     <w:r>
       <w:rPr>
@@ -421,8 +439,6 @@
     <w:r>
       <w:rPr>
         <w:rFonts w:ascii="TH SarabunIT๙" w:hAnsi="TH SarabunIT๙" w:cs="TH SarabunIT๙" w:hint="cs"/>
-        <w:sz w:val="32"/>
-        <w:szCs w:val="32"/>
         <w:u w:val="dotted"/>
         <w:cs/>
       </w:rPr>
@@ -441,10 +457,20 @@
     </w:r>
     <w:r>
       <w:rPr>
-        <w:sz w:val="22"/>
-        <w:szCs w:val="22"/>
-      </w:rPr>
-      <w:t xml:space="preserve">  </w:t>
+        <w:rFonts w:ascii="TH SarabunIT๙" w:hAnsi="TH SarabunIT๙" w:cs="TH SarabunIT๙"/>
+        <w:u w:val="dotted"/>
+        <w:cs/>
+      </w:rPr>
+      <w:t xml:space="preserve"> </w:t>
+    </w:r>
+    <w:r>
+      <w:rPr>
+        <w:rFonts w:ascii="TH SarabunIT๙" w:hAnsi="TH SarabunIT๙" w:cs="TH SarabunIT๙"/>
+        <w:sz w:val="30"/>
+        <w:szCs w:val="30"/>
+        <w:u w:val="dotted"/>
+      </w:rPr>
+      <w:t xml:space="preserve"> </w:t>
     </w:r>
     <w:r>
       <w:rPr>
@@ -461,8 +487,6 @@
       <w:rPr>
         <w:rFonts w:ascii="TH SarabunIT๙" w:hAnsi="TH SarabunIT๙" w:cs="TH SarabunIT๙" w:hint="cs"/>
         <w:color w:val="000000" w:themeColor="text1"/>
-        <w:sz w:val="32"/>
-        <w:szCs w:val="32"/>
         <w:u w:val="dotted"/>
         <w:cs/>
       </w:rPr>

--- a/public/templates/admin/word/memo.docx
+++ b/public/templates/admin/word/memo.docx
@@ -71,7 +71,7 @@
           <w:headerReference w:type="first" r:id="rId7"/>
           <w:footerReference w:type="default" r:id="rId8"/>
           <w:footerReference w:type="first" r:id="rIdFtrFirst"/>
-          <w:pgSz w:w="11906" w:h="16838"/>
+          <w:pgSz w:w="12240" w:h="15840"/>
           <w:pgMar w:top="1418" w:right="1134" w:bottom="1276" w:left="1701" w:header="850" w:footer="850" w:gutter="0"/>
           <w:cols w:space="720"/>
           <w:titlePg/>
@@ -94,7 +94,7 @@
       <w:headerReference w:type="first" r:id="rId7"/>
       <w:footerReference w:type="default" r:id="rId8"/>
       <w:footerReference w:type="first" r:id="rIdFtrFirst"/>
-      <w:pgSz w:w="11906" w:h="16838"/>
+      <w:pgSz w:w="12240" w:h="15840"/>
       <w:pgMar w:top="1418" w:right="1134" w:bottom="1276" w:left="1701" w:header="850" w:footer="850" w:gutter="0"/>
       <w:cols w:space="720"/>
       <w:titlePg/>
@@ -328,7 +328,7 @@
   <w:p>
     <w:pPr>
       <w:tabs>
-        <w:tab w:val="left" w:pos="9070"/>
+        <w:tab w:val="left" w:pos="9404"/>
       </w:tabs>
       <w:spacing w:after="0" w:line="240" w:lineRule="auto"/>
       <w:jc w:val="thaiDistribute"/>
@@ -389,7 +389,7 @@
     <w:pPr>
       <w:tabs>
         <w:tab w:val="left" w:pos="3960"/>
-        <w:tab w:val="left" w:pos="9070"/>
+        <w:tab w:val="left" w:pos="9404"/>
       </w:tabs>
       <w:spacing w:after="0" w:line="240" w:lineRule="auto"/>
       <w:jc w:val="thaiDistribute"/>
@@ -497,7 +497,7 @@
     <w:pPr>
       <w:tabs>
         <w:tab w:val="left" w:pos="720"/>
-        <w:tab w:val="left" w:pos="9070"/>
+        <w:tab w:val="left" w:pos="9404"/>
       </w:tabs>
       <w:spacing w:after="0" w:line="240" w:lineRule="auto"/>
       <w:ind w:left="709" w:hanging="709"/>

--- a/public/templates/admin/word/memo.docx
+++ b/public/templates/admin/word/memo.docx
@@ -328,7 +328,7 @@
   <w:p>
     <w:pPr>
       <w:tabs>
-        <w:tab w:val="left" w:pos="9404"/>
+        <w:tab w:val="left" w:pos="9360"/>
       </w:tabs>
       <w:spacing w:after="0" w:line="240" w:lineRule="auto"/>
       <w:jc w:val="thaiDistribute"/>
@@ -389,7 +389,7 @@
     <w:pPr>
       <w:tabs>
         <w:tab w:val="left" w:pos="3960"/>
-        <w:tab w:val="left" w:pos="9404"/>
+        <w:tab w:val="left" w:pos="9360"/>
       </w:tabs>
       <w:spacing w:after="0" w:line="240" w:lineRule="auto"/>
       <w:jc w:val="thaiDistribute"/>
@@ -497,7 +497,7 @@
     <w:pPr>
       <w:tabs>
         <w:tab w:val="left" w:pos="720"/>
-        <w:tab w:val="left" w:pos="9404"/>
+        <w:tab w:val="left" w:pos="9360"/>
       </w:tabs>
       <w:spacing w:after="0" w:line="240" w:lineRule="auto"/>
       <w:ind w:left="709" w:hanging="709"/>

--- a/public/templates/admin/word/memo.docx
+++ b/public/templates/admin/word/memo.docx
@@ -19,6 +19,7 @@
           <w:rFonts w:ascii="TH SarabunIT๙" w:hAnsi="TH SarabunIT๙" w:cs="TH SarabunIT๙"/>
           <w:sz w:val="32"/>
           <w:szCs w:val="32"/>
+          <w:cs/>
         </w:rPr>
         <w:t xml:space="preserve">เรียน</w:t>
       </w:r>
@@ -27,6 +28,7 @@
           <w:rFonts w:ascii="TH SarabunIT๙" w:hAnsi="TH SarabunIT๙" w:cs="TH SarabunIT๙"/>
           <w:sz w:val="32"/>
           <w:szCs w:val="32"/>
+          <w:cs/>
         </w:rPr>
         <w:tab/>
       </w:r>
@@ -35,6 +37,7 @@
           <w:rFonts w:ascii="TH SarabunIT๙" w:hAnsi="TH SarabunIT๙" w:cs="TH SarabunIT๙"/>
           <w:sz w:val="32"/>
           <w:szCs w:val="32"/>
+          <w:cs/>
         </w:rPr>
         <w:t xml:space="preserve">{{to}}</w:t>
       </w:r>
@@ -475,7 +478,6 @@
     <w:r>
       <w:rPr>
         <w:rFonts w:ascii="TH SarabunIT๙" w:hAnsi="TH SarabunIT๙" w:cs="TH SarabunIT๙" w:hint="cs"/>
-        <w:color w:val="000000" w:themeColor="text1"/>
         <w:sz w:val="32"/>
         <w:szCs w:val="32"/>
         <w:u w:val="dotted"/>
@@ -486,7 +488,6 @@
     <w:r>
       <w:rPr>
         <w:rFonts w:ascii="TH SarabunIT๙" w:hAnsi="TH SarabunIT๙" w:cs="TH SarabunIT๙" w:hint="cs"/>
-        <w:color w:val="000000" w:themeColor="text1"/>
         <w:u w:val="dotted"/>
         <w:cs/>
       </w:rPr>
